--- a/硬件平台与游戏平台/桌面平台--DebianLinux.docx
+++ b/硬件平台与游戏平台/桌面平台--DebianLinux.docx
@@ -4,6 +4,40 @@
   <w:body>
     <w:p>
       <w:pPr>
+        <w:pStyle w:val="2"/>
+        <w:bidi w:val="0"/>
+        <w:rPr>
+          <w:rFonts w:hint="eastAsia"/>
+          <w:lang w:val="en-US" w:eastAsia="zh-CN"/>
+        </w:rPr>
+      </w:pPr>
+      <w:r>
+        <w:rPr>
+          <w:rFonts w:hint="eastAsia"/>
+          <w:lang w:val="en-US" w:eastAsia="zh-CN"/>
+        </w:rPr>
+        <w:t>UE5.4</w:t>
+      </w:r>
+    </w:p>
+    <w:p>
+      <w:pPr>
+        <w:pStyle w:val="3"/>
+        <w:bidi w:val="0"/>
+        <w:rPr>
+          <w:rFonts w:hint="eastAsia"/>
+          <w:lang w:val="en-US" w:eastAsia="zh-CN"/>
+        </w:rPr>
+      </w:pPr>
+      <w:r>
+        <w:rPr>
+          <w:rFonts w:hint="eastAsia"/>
+          <w:lang w:val="en-US" w:eastAsia="zh-CN"/>
+        </w:rPr>
+        <w:t>打包</w:t>
+      </w:r>
+    </w:p>
+    <w:p>
+      <w:pPr>
         <w:rPr>
           <w:rFonts w:hint="eastAsia"/>
           <w:lang w:val="en-US" w:eastAsia="zh-CN"/>
@@ -26,36 +60,36 @@
       </w:pPr>
       <w:r>
         <w:rPr>
-          <w:rFonts w:hint="default"/>
+          <w:rFonts w:hint="eastAsia"/>
           <w:lang w:val="en-US" w:eastAsia="zh-CN"/>
         </w:rPr>
         <w:fldChar w:fldCharType="begin"/>
       </w:r>
       <w:r>
         <w:rPr>
-          <w:rFonts w:hint="default"/>
-          <w:lang w:val="en-US" w:eastAsia="zh-CN"/>
-        </w:rPr>
-        <w:instrText xml:space="preserve"> HYPERLINK "https://dev.epicgames.com/documentation/zh-cn/unreal-engine/linux-development-requirements-for-unreal-engine?application_version=5.6" </w:instrText>
-      </w:r>
-      <w:r>
-        <w:rPr>
-          <w:rFonts w:hint="default"/>
+          <w:rFonts w:hint="eastAsia"/>
+          <w:lang w:val="en-US" w:eastAsia="zh-CN"/>
+        </w:rPr>
+        <w:instrText xml:space="preserve"> HYPERLINK "https://dev.epicgames.com/documentation/zh-cn/unreal-engine/linux-development-requirements-for-unreal-engine?application_version=5.4" </w:instrText>
+      </w:r>
+      <w:r>
+        <w:rPr>
+          <w:rFonts w:hint="eastAsia"/>
           <w:lang w:val="en-US" w:eastAsia="zh-CN"/>
         </w:rPr>
         <w:fldChar w:fldCharType="separate"/>
       </w:r>
       <w:r>
         <w:rPr>
-          <w:rStyle w:val="6"/>
-          <w:rFonts w:hint="default"/>
-          <w:lang w:val="en-US" w:eastAsia="zh-CN"/>
-        </w:rPr>
-        <w:t>https://dev.epicgames.com/documentation/zh-cn/unreal-engine/linux-development-requirements-for-unreal-engine?application_version=5.6</w:t>
-      </w:r>
-      <w:r>
-        <w:rPr>
-          <w:rFonts w:hint="default"/>
+          <w:rStyle w:val="10"/>
+          <w:rFonts w:hint="eastAsia"/>
+          <w:lang w:val="en-US" w:eastAsia="zh-CN"/>
+        </w:rPr>
+        <w:t>https://dev.epicgames.com/documentation/zh-cn/unreal-engine/linux-development-requirements-for-unreal-engine?application_version=5.4</w:t>
+      </w:r>
+      <w:r>
+        <w:rPr>
+          <w:rFonts w:hint="eastAsia"/>
           <w:lang w:val="en-US" w:eastAsia="zh-CN"/>
         </w:rPr>
         <w:fldChar w:fldCharType="end"/>
@@ -106,40 +140,6 @@
           <w:lang w:val="en-US" w:eastAsia="zh-CN"/>
         </w:rPr>
       </w:pPr>
-    </w:p>
-    <w:p>
-      <w:pPr>
-        <w:rPr>
-          <w:rFonts w:hint="eastAsia"/>
-          <w:lang w:val="en-US" w:eastAsia="zh-CN"/>
-        </w:rPr>
-      </w:pPr>
-    </w:p>
-    <w:p>
-      <w:pPr>
-        <w:rPr>
-          <w:rFonts w:hint="eastAsia"/>
-          <w:lang w:val="en-US" w:eastAsia="zh-CN"/>
-        </w:rPr>
-      </w:pPr>
-      <w:bookmarkStart w:id="0" w:name="_GoBack"/>
-      <w:bookmarkEnd w:id="0"/>
-    </w:p>
-    <w:p>
-      <w:pPr>
-        <w:rPr>
-          <w:rFonts w:hint="eastAsia"/>
-          <w:lang w:val="en-US" w:eastAsia="zh-CN"/>
-        </w:rPr>
-      </w:pPr>
-    </w:p>
-    <w:p>
-      <w:pPr>
-        <w:rPr>
-          <w:rFonts w:hint="eastAsia"/>
-          <w:lang w:val="en-US" w:eastAsia="zh-CN"/>
-        </w:rPr>
-      </w:pPr>
       <w:r>
         <w:rPr>
           <w:rFonts w:hint="eastAsia"/>
@@ -150,7 +150,7 @@
     </w:p>
     <w:p>
       <w:pPr>
-        <w:pStyle w:val="2"/>
+        <w:pStyle w:val="4"/>
         <w:keepNext w:val="0"/>
         <w:keepLines w:val="0"/>
         <w:widowControl/>
@@ -159,7 +159,7 @@
         <w:spacing w:before="0" w:beforeAutospacing="0" w:after="0" w:afterAutospacing="0"/>
         <w:ind w:left="0" w:right="0" w:firstLine="0"/>
         <w:rPr>
-          <w:rStyle w:val="7"/>
+          <w:rStyle w:val="11"/>
           <w:rFonts w:ascii="Consolas" w:hAnsi="Consolas" w:eastAsia="Consolas" w:cs="Consolas"/>
           <w:i w:val="0"/>
           <w:iCs w:val="0"/>
@@ -173,7 +173,7 @@
       </w:pPr>
       <w:r>
         <w:rPr>
-          <w:rStyle w:val="7"/>
+          <w:rStyle w:val="11"/>
           <w:rFonts w:ascii="Consolas" w:hAnsi="Consolas" w:eastAsia="Consolas" w:cs="Consolas"/>
           <w:i w:val="0"/>
           <w:iCs w:val="0"/>
@@ -189,7 +189,7 @@
     </w:p>
     <w:p>
       <w:pPr>
-        <w:pStyle w:val="2"/>
+        <w:pStyle w:val="4"/>
         <w:keepNext w:val="0"/>
         <w:keepLines w:val="0"/>
         <w:widowControl/>
@@ -198,7 +198,7 @@
         <w:spacing w:before="0" w:beforeAutospacing="0" w:after="0" w:afterAutospacing="0"/>
         <w:ind w:left="0" w:right="0" w:firstLine="0"/>
         <w:rPr>
-          <w:rStyle w:val="7"/>
+          <w:rStyle w:val="11"/>
           <w:rFonts w:ascii="Consolas" w:hAnsi="Consolas" w:eastAsia="Consolas" w:cs="Consolas"/>
           <w:i w:val="0"/>
           <w:iCs w:val="0"/>
@@ -212,7 +212,7 @@
       </w:pPr>
       <w:r>
         <w:rPr>
-          <w:rStyle w:val="7"/>
+          <w:rStyle w:val="11"/>
           <w:rFonts w:ascii="Consolas" w:hAnsi="Consolas" w:eastAsia="Consolas" w:cs="Consolas"/>
           <w:i w:val="0"/>
           <w:iCs w:val="0"/>
@@ -228,7 +228,7 @@
     </w:p>
     <w:p>
       <w:pPr>
-        <w:pStyle w:val="2"/>
+        <w:pStyle w:val="4"/>
         <w:keepNext w:val="0"/>
         <w:keepLines w:val="0"/>
         <w:widowControl/>
@@ -248,7 +248,7 @@
       </w:pPr>
       <w:r>
         <w:rPr>
-          <w:rStyle w:val="7"/>
+          <w:rStyle w:val="11"/>
           <w:rFonts w:ascii="Consolas" w:hAnsi="Consolas" w:eastAsia="Consolas" w:cs="Consolas"/>
           <w:i w:val="0"/>
           <w:iCs w:val="0"/>
@@ -280,7 +280,7 @@
     <w:p>
       <w:pPr>
         <w:rPr>
-          <w:rFonts w:hint="eastAsia"/>
+          <w:rFonts w:hint="default"/>
           <w:lang w:val="en-US" w:eastAsia="zh-CN"/>
         </w:rPr>
       </w:pPr>
@@ -295,14 +295,6 @@
     <w:p>
       <w:pPr>
         <w:rPr>
-          <w:rFonts w:hint="default"/>
-          <w:lang w:val="en-US" w:eastAsia="zh-CN"/>
-        </w:rPr>
-      </w:pPr>
-    </w:p>
-    <w:p>
-      <w:pPr>
-        <w:rPr>
           <w:rFonts w:hint="eastAsia"/>
           <w:lang w:val="en-US" w:eastAsia="zh-CN"/>
         </w:rPr>
@@ -326,7 +318,7 @@
     <w:p>
       <w:pPr>
         <w:rPr>
-          <w:rFonts w:hint="default"/>
+          <w:rFonts w:hint="eastAsia"/>
           <w:lang w:val="en-US" w:eastAsia="zh-CN"/>
         </w:rPr>
       </w:pPr>
@@ -337,6 +329,750 @@
         </w:rPr>
         <w:t>插件报错的解决方案是，将所有引擎插件复制到项目目录下作为项目插件（引擎插件需要进行删除）</w:t>
       </w:r>
+    </w:p>
+    <w:p>
+      <w:pPr>
+        <w:pStyle w:val="3"/>
+        <w:bidi w:val="0"/>
+        <w:rPr>
+          <w:rFonts w:hint="eastAsia"/>
+          <w:lang w:val="en-US" w:eastAsia="zh-CN"/>
+        </w:rPr>
+      </w:pPr>
+      <w:r>
+        <w:rPr>
+          <w:rFonts w:hint="eastAsia"/>
+          <w:lang w:val="en-US" w:eastAsia="zh-CN"/>
+        </w:rPr>
+        <w:t>运行</w:t>
+      </w:r>
+    </w:p>
+    <w:p>
+      <w:pPr>
+        <w:rPr>
+          <w:rFonts w:hint="eastAsia"/>
+          <w:lang w:val="en-US" w:eastAsia="zh-CN"/>
+        </w:rPr>
+      </w:pPr>
+      <w:r>
+        <w:rPr>
+          <w:rFonts w:hint="eastAsia"/>
+          <w:lang w:val="en-US" w:eastAsia="zh-CN"/>
+        </w:rPr>
+        <w:t>在Deepin25上运行测试</w:t>
+      </w:r>
+    </w:p>
+    <w:p>
+      <w:pPr>
+        <w:rPr>
+          <w:rFonts w:hint="default"/>
+          <w:lang w:val="en-US" w:eastAsia="zh-CN"/>
+        </w:rPr>
+      </w:pPr>
+      <w:r>
+        <w:rPr>
+          <w:rFonts w:hint="eastAsia"/>
+          <w:lang w:val="en-US" w:eastAsia="zh-CN"/>
+        </w:rPr>
+        <w:t>10875，2060，16G</w:t>
+      </w:r>
+      <w:bookmarkStart w:id="0" w:name="_GoBack"/>
+      <w:bookmarkEnd w:id="0"/>
+    </w:p>
+    <w:p>
+      <w:pPr>
+        <w:rPr>
+          <w:rFonts w:hint="default"/>
+          <w:lang w:val="en-US" w:eastAsia="zh-CN"/>
+        </w:rPr>
+      </w:pPr>
+    </w:p>
+    <w:p>
+      <w:pPr>
+        <w:rPr>
+          <w:rFonts w:hint="default"/>
+          <w:lang w:val="en-US" w:eastAsia="zh-CN"/>
+        </w:rPr>
+      </w:pPr>
+    </w:p>
+    <w:p>
+      <w:pPr>
+        <w:rPr>
+          <w:rFonts w:hint="default"/>
+          <w:lang w:val="en-US" w:eastAsia="zh-CN"/>
+        </w:rPr>
+      </w:pPr>
+    </w:p>
+    <w:p>
+      <w:pPr>
+        <w:rPr>
+          <w:rFonts w:hint="default"/>
+          <w:lang w:val="en-US" w:eastAsia="zh-CN"/>
+        </w:rPr>
+      </w:pPr>
+    </w:p>
+    <w:p>
+      <w:pPr>
+        <w:rPr>
+          <w:rFonts w:hint="default"/>
+          <w:lang w:val="en-US" w:eastAsia="zh-CN"/>
+        </w:rPr>
+      </w:pPr>
+    </w:p>
+    <w:p>
+      <w:pPr>
+        <w:rPr>
+          <w:rFonts w:hint="default"/>
+          <w:lang w:val="en-US" w:eastAsia="zh-CN"/>
+        </w:rPr>
+      </w:pPr>
+    </w:p>
+    <w:p>
+      <w:pPr>
+        <w:rPr>
+          <w:rFonts w:hint="default"/>
+          <w:lang w:val="en-US" w:eastAsia="zh-CN"/>
+        </w:rPr>
+      </w:pPr>
+    </w:p>
+    <w:p>
+      <w:pPr>
+        <w:rPr>
+          <w:rFonts w:hint="default"/>
+          <w:lang w:val="en-US" w:eastAsia="zh-CN"/>
+        </w:rPr>
+      </w:pPr>
+    </w:p>
+    <w:p>
+      <w:pPr>
+        <w:rPr>
+          <w:rFonts w:hint="default"/>
+          <w:lang w:val="en-US" w:eastAsia="zh-CN"/>
+        </w:rPr>
+      </w:pPr>
+    </w:p>
+    <w:p>
+      <w:pPr>
+        <w:rPr>
+          <w:rFonts w:hint="default"/>
+          <w:lang w:val="en-US" w:eastAsia="zh-CN"/>
+        </w:rPr>
+      </w:pPr>
+    </w:p>
+    <w:p>
+      <w:pPr>
+        <w:rPr>
+          <w:rFonts w:hint="default"/>
+          <w:lang w:val="en-US" w:eastAsia="zh-CN"/>
+        </w:rPr>
+      </w:pPr>
+    </w:p>
+    <w:p>
+      <w:pPr>
+        <w:rPr>
+          <w:rFonts w:hint="eastAsia"/>
+          <w:lang w:val="en-US" w:eastAsia="zh-CN"/>
+        </w:rPr>
+      </w:pPr>
+      <w:r>
+        <w:rPr>
+          <w:rFonts w:hint="eastAsia"/>
+          <w:lang w:val="en-US" w:eastAsia="zh-CN"/>
+        </w:rPr>
+        <w:br w:type="page"/>
+      </w:r>
+    </w:p>
+    <w:p>
+      <w:pPr>
+        <w:pStyle w:val="2"/>
+        <w:bidi w:val="0"/>
+        <w:rPr>
+          <w:rFonts w:hint="default"/>
+          <w:lang w:val="en-US" w:eastAsia="zh-CN"/>
+        </w:rPr>
+      </w:pPr>
+      <w:r>
+        <w:rPr>
+          <w:rFonts w:hint="eastAsia"/>
+          <w:lang w:val="en-US" w:eastAsia="zh-CN"/>
+        </w:rPr>
+        <w:t>UE5.6</w:t>
+      </w:r>
+    </w:p>
+    <w:p>
+      <w:pPr>
+        <w:pStyle w:val="3"/>
+        <w:bidi w:val="0"/>
+        <w:rPr>
+          <w:rFonts w:hint="default"/>
+          <w:lang w:val="en-US" w:eastAsia="zh-CN"/>
+        </w:rPr>
+      </w:pPr>
+      <w:r>
+        <w:rPr>
+          <w:rFonts w:hint="eastAsia"/>
+          <w:lang w:val="en-US" w:eastAsia="zh-CN"/>
+        </w:rPr>
+        <w:t>打包</w:t>
+      </w:r>
+    </w:p>
+    <w:p>
+      <w:pPr>
+        <w:rPr>
+          <w:rFonts w:hint="eastAsia"/>
+          <w:lang w:val="en-US" w:eastAsia="zh-CN"/>
+        </w:rPr>
+      </w:pPr>
+      <w:r>
+        <w:rPr>
+          <w:rFonts w:hint="eastAsia"/>
+          <w:lang w:val="en-US" w:eastAsia="zh-CN"/>
+        </w:rPr>
+        <w:t>首先下载编译的工具链</w:t>
+      </w:r>
+    </w:p>
+    <w:p>
+      <w:pPr>
+        <w:rPr>
+          <w:rFonts w:hint="default"/>
+          <w:lang w:val="en-US" w:eastAsia="zh-CN"/>
+        </w:rPr>
+      </w:pPr>
+      <w:r>
+        <w:rPr>
+          <w:rFonts w:hint="default"/>
+          <w:lang w:val="en-US" w:eastAsia="zh-CN"/>
+        </w:rPr>
+        <w:fldChar w:fldCharType="begin"/>
+      </w:r>
+      <w:r>
+        <w:rPr>
+          <w:rFonts w:hint="default"/>
+          <w:lang w:val="en-US" w:eastAsia="zh-CN"/>
+        </w:rPr>
+        <w:instrText xml:space="preserve"> HYPERLINK "https://dev.epicgames.com/documentation/zh-cn/unreal-engine/linux-development-requirements-for-unreal-engine?application_version=5.6" </w:instrText>
+      </w:r>
+      <w:r>
+        <w:rPr>
+          <w:rFonts w:hint="default"/>
+          <w:lang w:val="en-US" w:eastAsia="zh-CN"/>
+        </w:rPr>
+        <w:fldChar w:fldCharType="separate"/>
+      </w:r>
+      <w:r>
+        <w:rPr>
+          <w:rStyle w:val="9"/>
+          <w:rFonts w:hint="default"/>
+          <w:lang w:val="en-US" w:eastAsia="zh-CN"/>
+        </w:rPr>
+        <w:t>https://dev.epicgames.com/documentation/zh-cn/unreal-engine/linux-development-requirements-for-unreal-engine?application_version=5.6</w:t>
+      </w:r>
+      <w:r>
+        <w:rPr>
+          <w:rFonts w:hint="default"/>
+          <w:lang w:val="en-US" w:eastAsia="zh-CN"/>
+        </w:rPr>
+        <w:fldChar w:fldCharType="end"/>
+      </w:r>
+    </w:p>
+    <w:p>
+      <w:pPr>
+        <w:rPr>
+          <w:rFonts w:hint="default"/>
+          <w:lang w:val="en-US" w:eastAsia="zh-CN"/>
+        </w:rPr>
+      </w:pPr>
+      <w:r>
+        <w:rPr>
+          <w:rFonts w:hint="eastAsia"/>
+          <w:lang w:val="en-US" w:eastAsia="zh-CN"/>
+        </w:rPr>
+        <w:t>下载UE对应版本的交叉编译工具连</w:t>
+      </w:r>
+    </w:p>
+    <w:p>
+      <w:pPr>
+        <w:rPr>
+          <w:rFonts w:hint="eastAsia"/>
+          <w:lang w:val="en-US" w:eastAsia="zh-CN"/>
+        </w:rPr>
+      </w:pPr>
+      <w:r>
+        <w:rPr>
+          <w:rFonts w:hint="eastAsia"/>
+          <w:lang w:val="en-US" w:eastAsia="zh-CN"/>
+        </w:rPr>
+        <w:t>下载完是一个exe的安装文件，直接安装即可</w:t>
+      </w:r>
+    </w:p>
+    <w:p>
+      <w:pPr>
+        <w:rPr>
+          <w:rFonts w:hint="eastAsia"/>
+          <w:lang w:val="en-US" w:eastAsia="zh-CN"/>
+        </w:rPr>
+      </w:pPr>
+    </w:p>
+    <w:p>
+      <w:pPr>
+        <w:rPr>
+          <w:rFonts w:hint="eastAsia"/>
+          <w:lang w:val="en-US" w:eastAsia="zh-CN"/>
+        </w:rPr>
+      </w:pPr>
+    </w:p>
+    <w:p>
+      <w:pPr>
+        <w:rPr>
+          <w:rFonts w:hint="eastAsia"/>
+          <w:lang w:val="en-US" w:eastAsia="zh-CN"/>
+        </w:rPr>
+      </w:pPr>
+    </w:p>
+    <w:p>
+      <w:pPr>
+        <w:rPr>
+          <w:rFonts w:hint="eastAsia"/>
+          <w:lang w:val="en-US" w:eastAsia="zh-CN"/>
+        </w:rPr>
+      </w:pPr>
+    </w:p>
+    <w:p>
+      <w:pPr>
+        <w:rPr>
+          <w:rFonts w:hint="eastAsia"/>
+          <w:lang w:val="en-US" w:eastAsia="zh-CN"/>
+        </w:rPr>
+      </w:pPr>
+    </w:p>
+    <w:p>
+      <w:pPr>
+        <w:rPr>
+          <w:rFonts w:hint="eastAsia"/>
+          <w:lang w:val="en-US" w:eastAsia="zh-CN"/>
+        </w:rPr>
+      </w:pPr>
+      <w:r>
+        <w:rPr>
+          <w:rFonts w:hint="eastAsia"/>
+          <w:lang w:val="en-US" w:eastAsia="zh-CN"/>
+        </w:rPr>
+        <w:t>安装完成后，打开项目工程文件，在/Config/DefaultEngine.ini中，在顶部添加</w:t>
+      </w:r>
+    </w:p>
+    <w:p>
+      <w:pPr>
+        <w:pStyle w:val="4"/>
+        <w:keepNext w:val="0"/>
+        <w:keepLines w:val="0"/>
+        <w:widowControl/>
+        <w:suppressLineNumbers w:val="0"/>
+        <w:shd w:val="clear" w:fill="F8F8FA"/>
+        <w:spacing w:before="0" w:beforeAutospacing="0" w:after="0" w:afterAutospacing="0"/>
+        <w:ind w:left="0" w:right="0" w:firstLine="0"/>
+        <w:rPr>
+          <w:rStyle w:val="11"/>
+          <w:rFonts w:ascii="Consolas" w:hAnsi="Consolas" w:eastAsia="Consolas" w:cs="Consolas"/>
+          <w:i w:val="0"/>
+          <w:iCs w:val="0"/>
+          <w:caps w:val="0"/>
+          <w:color w:val="191B1F"/>
+          <w:spacing w:val="0"/>
+          <w:sz w:val="18"/>
+          <w:szCs w:val="18"/>
+          <w:shd w:val="clear" w:fill="F8F8FA"/>
+        </w:rPr>
+      </w:pPr>
+      <w:r>
+        <w:rPr>
+          <w:rStyle w:val="11"/>
+          <w:rFonts w:ascii="Consolas" w:hAnsi="Consolas" w:eastAsia="Consolas" w:cs="Consolas"/>
+          <w:i w:val="0"/>
+          <w:iCs w:val="0"/>
+          <w:caps w:val="0"/>
+          <w:color w:val="191B1F"/>
+          <w:spacing w:val="0"/>
+          <w:sz w:val="18"/>
+          <w:szCs w:val="18"/>
+          <w:shd w:val="clear" w:fill="F8F8FA"/>
+        </w:rPr>
+        <w:t>[/Script/LinuxTargetPlatform.LinuxTargetSettings]</w:t>
+      </w:r>
+    </w:p>
+    <w:p>
+      <w:pPr>
+        <w:pStyle w:val="4"/>
+        <w:keepNext w:val="0"/>
+        <w:keepLines w:val="0"/>
+        <w:widowControl/>
+        <w:suppressLineNumbers w:val="0"/>
+        <w:shd w:val="clear" w:fill="F8F8FA"/>
+        <w:spacing w:before="0" w:beforeAutospacing="0" w:after="0" w:afterAutospacing="0"/>
+        <w:ind w:left="0" w:right="0" w:firstLine="0"/>
+        <w:rPr>
+          <w:rStyle w:val="11"/>
+          <w:rFonts w:ascii="Consolas" w:hAnsi="Consolas" w:eastAsia="Consolas" w:cs="Consolas"/>
+          <w:i w:val="0"/>
+          <w:iCs w:val="0"/>
+          <w:caps w:val="0"/>
+          <w:color w:val="191B1F"/>
+          <w:spacing w:val="0"/>
+          <w:sz w:val="18"/>
+          <w:szCs w:val="18"/>
+          <w:shd w:val="clear" w:fill="F8F8FA"/>
+        </w:rPr>
+      </w:pPr>
+      <w:r>
+        <w:rPr>
+          <w:rStyle w:val="11"/>
+          <w:rFonts w:ascii="Consolas" w:hAnsi="Consolas" w:eastAsia="Consolas" w:cs="Consolas"/>
+          <w:i w:val="0"/>
+          <w:iCs w:val="0"/>
+          <w:caps w:val="0"/>
+          <w:color w:val="191B1F"/>
+          <w:spacing w:val="0"/>
+          <w:sz w:val="18"/>
+          <w:szCs w:val="18"/>
+          <w:shd w:val="clear" w:fill="F8F8FA"/>
+        </w:rPr>
+        <w:t xml:space="preserve"> </w:t>
+      </w:r>
+    </w:p>
+    <w:p>
+      <w:pPr>
+        <w:pStyle w:val="4"/>
+        <w:keepNext w:val="0"/>
+        <w:keepLines w:val="0"/>
+        <w:widowControl/>
+        <w:suppressLineNumbers w:val="0"/>
+        <w:shd w:val="clear" w:fill="F8F8FA"/>
+        <w:spacing w:before="0" w:beforeAutospacing="0" w:after="0" w:afterAutospacing="0"/>
+        <w:ind w:left="0" w:right="0" w:firstLine="0"/>
+        <w:rPr>
+          <w:i w:val="0"/>
+          <w:iCs w:val="0"/>
+          <w:caps w:val="0"/>
+          <w:color w:val="191B1F"/>
+          <w:spacing w:val="0"/>
+          <w:sz w:val="18"/>
+          <w:szCs w:val="18"/>
+        </w:rPr>
+      </w:pPr>
+      <w:r>
+        <w:rPr>
+          <w:rStyle w:val="11"/>
+          <w:rFonts w:ascii="Consolas" w:hAnsi="Consolas" w:eastAsia="Consolas" w:cs="Consolas"/>
+          <w:i w:val="0"/>
+          <w:iCs w:val="0"/>
+          <w:caps w:val="0"/>
+          <w:color w:val="191B1F"/>
+          <w:spacing w:val="0"/>
+          <w:sz w:val="18"/>
+          <w:szCs w:val="18"/>
+          <w:shd w:val="clear" w:fill="F8F8FA"/>
+        </w:rPr>
+        <w:t>TargetArchitecture=X86_64UnknownLinuxGnu</w:t>
+      </w:r>
+    </w:p>
+    <w:p>
+      <w:pPr>
+        <w:rPr>
+          <w:rFonts w:hint="eastAsia"/>
+          <w:lang w:val="en-US" w:eastAsia="zh-CN"/>
+        </w:rPr>
+      </w:pPr>
+      <w:r>
+        <w:rPr>
+          <w:rFonts w:hint="eastAsia"/>
+          <w:lang w:val="en-US" w:eastAsia="zh-CN"/>
+        </w:rPr>
+        <w:t>然后打包Linux</w:t>
+      </w:r>
+    </w:p>
+    <w:p>
+      <w:pPr>
+        <w:rPr>
+          <w:rFonts w:hint="eastAsia"/>
+          <w:lang w:val="en-US" w:eastAsia="zh-CN"/>
+        </w:rPr>
+      </w:pPr>
+      <w:r>
+        <w:rPr>
+          <w:rFonts w:hint="eastAsia"/>
+          <w:lang w:val="en-US" w:eastAsia="zh-CN"/>
+        </w:rPr>
+        <w:t>直接打包就行</w:t>
+      </w:r>
+    </w:p>
+    <w:p>
+      <w:pPr>
+        <w:rPr>
+          <w:rFonts w:hint="default"/>
+          <w:lang w:val="en-US" w:eastAsia="zh-CN"/>
+        </w:rPr>
+      </w:pPr>
+    </w:p>
+    <w:p>
+      <w:pPr>
+        <w:rPr>
+          <w:rFonts w:hint="eastAsia"/>
+          <w:lang w:val="en-US" w:eastAsia="zh-CN"/>
+        </w:rPr>
+      </w:pPr>
+    </w:p>
+    <w:p>
+      <w:pPr>
+        <w:rPr>
+          <w:rFonts w:hint="eastAsia"/>
+          <w:lang w:val="en-US" w:eastAsia="zh-CN"/>
+        </w:rPr>
+      </w:pPr>
+      <w:r>
+        <w:rPr>
+          <w:rFonts w:hint="eastAsia"/>
+          <w:lang w:val="en-US" w:eastAsia="zh-CN"/>
+        </w:rPr>
+        <w:t>打包之后，可能会报错，特别是使用插件的时候</w:t>
+      </w:r>
+    </w:p>
+    <w:p>
+      <w:pPr>
+        <w:rPr>
+          <w:rFonts w:hint="eastAsia"/>
+          <w:lang w:val="en-US" w:eastAsia="zh-CN"/>
+        </w:rPr>
+      </w:pPr>
+      <w:r>
+        <w:rPr>
+          <w:rFonts w:hint="eastAsia"/>
+          <w:lang w:val="en-US" w:eastAsia="zh-CN"/>
+        </w:rPr>
+        <w:t>插件报错的解决方案是，将所有引擎插件复制到项目目录下作为项目插件（引擎插件需要进行删除）</w:t>
+      </w:r>
+    </w:p>
+    <w:p>
+      <w:pPr>
+        <w:pStyle w:val="3"/>
+        <w:bidi w:val="0"/>
+        <w:rPr>
+          <w:rFonts w:hint="eastAsia"/>
+          <w:lang w:val="en-US" w:eastAsia="zh-CN"/>
+        </w:rPr>
+      </w:pPr>
+      <w:r>
+        <w:rPr>
+          <w:rFonts w:hint="eastAsia"/>
+          <w:lang w:val="en-US" w:eastAsia="zh-CN"/>
+        </w:rPr>
+        <w:t>运行</w:t>
+      </w:r>
+    </w:p>
+    <w:p>
+      <w:pPr>
+        <w:rPr>
+          <w:rFonts w:hint="default"/>
+          <w:lang w:val="en-US" w:eastAsia="zh-CN"/>
+        </w:rPr>
+      </w:pPr>
+      <w:r>
+        <w:rPr>
+          <w:rFonts w:hint="eastAsia"/>
+          <w:lang w:val="en-US" w:eastAsia="zh-CN"/>
+        </w:rPr>
+        <w:t>测试机器为Deepin25真机，不是虚拟机</w:t>
+      </w:r>
+    </w:p>
+    <w:p>
+      <w:pPr>
+        <w:rPr>
+          <w:rFonts w:hint="eastAsia"/>
+          <w:lang w:val="en-US" w:eastAsia="zh-CN"/>
+        </w:rPr>
+      </w:pPr>
+      <w:r>
+        <w:rPr>
+          <w:rFonts w:hint="eastAsia"/>
+          <w:lang w:val="en-US" w:eastAsia="zh-CN"/>
+        </w:rPr>
+        <w:t>运行sh脚本后显示</w:t>
+      </w:r>
+    </w:p>
+    <w:p>
+      <w:pPr>
+        <w:rPr>
+          <w:rFonts w:hint="eastAsia"/>
+          <w:lang w:val="en-US" w:eastAsia="zh-CN"/>
+        </w:rPr>
+      </w:pPr>
+      <w:r>
+        <w:rPr>
+          <w:rFonts w:hint="eastAsia"/>
+          <w:lang w:val="en-US" w:eastAsia="zh-CN"/>
+        </w:rPr>
+        <w:t>Failed to load Vulkan Driver which is required to run the engine.</w:t>
+      </w:r>
+    </w:p>
+    <w:p>
+      <w:pPr>
+        <w:rPr>
+          <w:rFonts w:hint="default"/>
+          <w:lang w:val="en-US" w:eastAsia="zh-CN"/>
+        </w:rPr>
+      </w:pPr>
+      <w:r>
+        <w:rPr>
+          <w:rFonts w:hint="eastAsia"/>
+          <w:lang w:val="en-US" w:eastAsia="zh-CN"/>
+        </w:rPr>
+        <w:t>The engine no longer fallbacks to OpenGL4 which has been deprecated.</w:t>
+      </w:r>
+    </w:p>
+    <w:p>
+      <w:pPr>
+        <w:rPr>
+          <w:rFonts w:hint="eastAsia"/>
+          <w:lang w:val="en-US" w:eastAsia="zh-CN"/>
+        </w:rPr>
+      </w:pPr>
+    </w:p>
+    <w:p>
+      <w:pPr>
+        <w:rPr>
+          <w:rFonts w:hint="eastAsia"/>
+          <w:lang w:val="en-US" w:eastAsia="zh-CN"/>
+        </w:rPr>
+      </w:pPr>
+      <w:r>
+        <w:rPr>
+          <w:rFonts w:hint="eastAsia"/>
+          <w:lang w:val="en-US" w:eastAsia="zh-CN"/>
+        </w:rPr>
+        <w:t>因为上面的工程版本是UE5.6</w:t>
+      </w:r>
+    </w:p>
+    <w:p>
+      <w:pPr>
+        <w:rPr>
+          <w:rFonts w:hint="default"/>
+          <w:lang w:val="en-US" w:eastAsia="zh-CN"/>
+        </w:rPr>
+      </w:pPr>
+      <w:r>
+        <w:rPr>
+          <w:rFonts w:hint="eastAsia"/>
+          <w:lang w:val="en-US" w:eastAsia="zh-CN"/>
+        </w:rPr>
+        <w:t>在UE5.5之后，就放弃了对opengl4的支持，而默认的游戏工程又是Vulkan SM6的。如果电脑硬件或驱动比较老并不支持Vulkan SM6，这会导致打不开游戏工程，并提示上述错误。</w:t>
+      </w:r>
+    </w:p>
+    <w:p>
+      <w:pPr>
+        <w:rPr>
+          <w:rFonts w:hint="default"/>
+          <w:lang w:val="en-US" w:eastAsia="zh-CN"/>
+        </w:rPr>
+      </w:pPr>
+      <w:r>
+        <w:rPr>
+          <w:rFonts w:hint="eastAsia"/>
+          <w:lang w:val="en-US" w:eastAsia="zh-CN"/>
+        </w:rPr>
+        <w:t>解决方法是</w:t>
+      </w:r>
+    </w:p>
+    <w:p>
+      <w:pPr>
+        <w:rPr>
+          <w:rFonts w:hint="default"/>
+          <w:lang w:val="en-US" w:eastAsia="zh-CN"/>
+        </w:rPr>
+      </w:pPr>
+      <w:r>
+        <w:rPr>
+          <w:rFonts w:hint="default"/>
+          <w:lang w:val="en-US" w:eastAsia="zh-CN"/>
+        </w:rPr>
+        <w:t>找到项目中的 DefaultEngine.ini 文件, 在TargetPlatform中, 注释掉原有的TargetedRHIs, 换成如下内容:</w:t>
+      </w:r>
+    </w:p>
+    <w:p>
+      <w:pPr>
+        <w:rPr>
+          <w:rFonts w:hint="default"/>
+          <w:lang w:val="en-US" w:eastAsia="zh-CN"/>
+        </w:rPr>
+      </w:pPr>
+      <w:r>
+        <w:rPr>
+          <w:rFonts w:ascii="宋体" w:hAnsi="宋体" w:eastAsia="宋体" w:cs="宋体"/>
+          <w:sz w:val="24"/>
+          <w:szCs w:val="24"/>
+        </w:rPr>
+        <w:drawing>
+          <wp:inline distT="0" distB="0" distL="114300" distR="114300">
+            <wp:extent cx="5273040" cy="1010285"/>
+            <wp:effectExtent l="0" t="0" r="3810" b="8890"/>
+            <wp:docPr id="1" name="图片 1" descr="IMG_256"/>
+            <wp:cNvGraphicFramePr>
+              <a:graphicFrameLocks xmlns:a="http://schemas.openxmlformats.org/drawingml/2006/main" noChangeAspect="1"/>
+            </wp:cNvGraphicFramePr>
+            <a:graphic xmlns:a="http://schemas.openxmlformats.org/drawingml/2006/main">
+              <a:graphicData uri="http://schemas.openxmlformats.org/drawingml/2006/picture">
+                <pic:pic xmlns:pic="http://schemas.openxmlformats.org/drawingml/2006/picture">
+                  <pic:nvPicPr>
+                    <pic:cNvPr id="1" name="图片 1" descr="IMG_256"/>
+                    <pic:cNvPicPr>
+                      <a:picLocks noChangeAspect="1"/>
+                    </pic:cNvPicPr>
+                  </pic:nvPicPr>
+                  <pic:blipFill>
+                    <a:blip r:embed="rId4"/>
+                    <a:stretch>
+                      <a:fillRect/>
+                    </a:stretch>
+                  </pic:blipFill>
+                  <pic:spPr>
+                    <a:xfrm>
+                      <a:off x="0" y="0"/>
+                      <a:ext cx="5273040" cy="1010285"/>
+                    </a:xfrm>
+                    <a:prstGeom prst="rect">
+                      <a:avLst/>
+                    </a:prstGeom>
+                    <a:noFill/>
+                    <a:ln w="9525">
+                      <a:noFill/>
+                    </a:ln>
+                  </pic:spPr>
+                </pic:pic>
+              </a:graphicData>
+            </a:graphic>
+          </wp:inline>
+        </w:drawing>
+      </w:r>
+    </w:p>
+    <w:p>
+      <w:pPr>
+        <w:rPr>
+          <w:rFonts w:hint="default"/>
+          <w:lang w:val="en-US" w:eastAsia="zh-CN"/>
+        </w:rPr>
+      </w:pPr>
+      <w:r>
+        <w:rPr>
+          <w:rFonts w:hint="default"/>
+          <w:lang w:val="en-US" w:eastAsia="zh-CN"/>
+        </w:rPr>
+        <w:t>+TargetRHI=SF_VULKAN_SM5</w:t>
+      </w:r>
+    </w:p>
+    <w:p>
+      <w:pPr>
+        <w:rPr>
+          <w:rFonts w:hint="default"/>
+          <w:lang w:val="en-US" w:eastAsia="zh-CN"/>
+        </w:rPr>
+      </w:pPr>
     </w:p>
     <w:sectPr>
       <w:pgSz w:w="11906" w:h="16838"/>
@@ -361,7 +1097,7 @@
   <w:latentStyles w:count="260" w:defQFormat="0" w:defUnhideWhenUsed="1" w:defSemiHidden="1" w:defUIPriority="99" w:defLockedState="0">
     <w:lsdException w:qFormat="1" w:unhideWhenUsed="0" w:uiPriority="0" w:semiHidden="0" w:name="Normal"/>
     <w:lsdException w:qFormat="1" w:unhideWhenUsed="0" w:uiPriority="0" w:semiHidden="0" w:name="heading 1"/>
-    <w:lsdException w:qFormat="1" w:uiPriority="0" w:name="heading 2"/>
+    <w:lsdException w:qFormat="1" w:uiPriority="0" w:semiHidden="0" w:name="heading 2"/>
     <w:lsdException w:qFormat="1" w:uiPriority="0" w:name="heading 3"/>
     <w:lsdException w:qFormat="1" w:uiPriority="0" w:name="heading 4"/>
     <w:lsdException w:qFormat="1" w:uiPriority="0" w:name="heading 5"/>
@@ -451,7 +1187,7 @@
     <w:lsdException w:unhideWhenUsed="0" w:uiPriority="0" w:semiHidden="0" w:name="Document Map"/>
     <w:lsdException w:unhideWhenUsed="0" w:uiPriority="0" w:semiHidden="0" w:name="Plain Text"/>
     <w:lsdException w:unhideWhenUsed="0" w:uiPriority="0" w:semiHidden="0" w:name="E-mail Signature"/>
-    <w:lsdException w:unhideWhenUsed="0" w:uiPriority="0" w:semiHidden="0" w:name="Normal (Web)"/>
+    <w:lsdException w:qFormat="1" w:unhideWhenUsed="0" w:uiPriority="0" w:semiHidden="0" w:name="Normal (Web)"/>
     <w:lsdException w:unhideWhenUsed="0" w:uiPriority="0" w:semiHidden="0" w:name="HTML Acronym"/>
     <w:lsdException w:unhideWhenUsed="0" w:uiPriority="0" w:semiHidden="0" w:name="HTML Address"/>
     <w:lsdException w:unhideWhenUsed="0" w:uiPriority="0" w:semiHidden="0" w:name="HTML Cite"/>
@@ -624,13 +1360,50 @@
       <w:lang w:val="en-US" w:eastAsia="zh-CN" w:bidi="ar-SA"/>
     </w:rPr>
   </w:style>
-  <w:style w:type="character" w:default="1" w:styleId="4">
+  <w:style w:type="paragraph" w:styleId="2">
+    <w:name w:val="heading 1"/>
+    <w:basedOn w:val="1"/>
+    <w:next w:val="1"/>
+    <w:qFormat/>
+    <w:uiPriority w:val="0"/>
+    <w:pPr>
+      <w:keepNext/>
+      <w:keepLines/>
+      <w:spacing w:before="340" w:beforeLines="0" w:beforeAutospacing="0" w:after="330" w:afterLines="0" w:afterAutospacing="0" w:line="576" w:lineRule="auto"/>
+      <w:outlineLvl w:val="0"/>
+    </w:pPr>
+    <w:rPr>
+      <w:b/>
+      <w:kern w:val="44"/>
+      <w:sz w:val="44"/>
+    </w:rPr>
+  </w:style>
+  <w:style w:type="paragraph" w:styleId="3">
+    <w:name w:val="heading 2"/>
+    <w:basedOn w:val="1"/>
+    <w:next w:val="1"/>
+    <w:unhideWhenUsed/>
+    <w:qFormat/>
+    <w:uiPriority w:val="0"/>
+    <w:pPr>
+      <w:keepNext/>
+      <w:keepLines/>
+      <w:spacing w:before="260" w:beforeLines="0" w:beforeAutospacing="0" w:after="260" w:afterLines="0" w:afterAutospacing="0" w:line="413" w:lineRule="auto"/>
+      <w:outlineLvl w:val="1"/>
+    </w:pPr>
+    <w:rPr>
+      <w:rFonts w:ascii="Arial" w:hAnsi="Arial" w:eastAsia="黑体"/>
+      <w:b/>
+      <w:sz w:val="32"/>
+    </w:rPr>
+  </w:style>
+  <w:style w:type="character" w:default="1" w:styleId="7">
     <w:name w:val="Default Paragraph Font"/>
     <w:semiHidden/>
     <w:qFormat/>
     <w:uiPriority w:val="0"/>
   </w:style>
-  <w:style w:type="table" w:default="1" w:styleId="3">
+  <w:style w:type="table" w:default="1" w:styleId="6">
     <w:name w:val="Normal Table"/>
     <w:semiHidden/>
     <w:qFormat/>
@@ -644,7 +1417,7 @@
       </w:tblCellMar>
     </w:tblPr>
   </w:style>
-  <w:style w:type="paragraph" w:styleId="2">
+  <w:style w:type="paragraph" w:styleId="4">
     <w:name w:val="HTML Preformatted"/>
     <w:basedOn w:val="1"/>
     <w:qFormat/>
@@ -678,9 +1451,27 @@
       <w:lang w:val="en-US" w:eastAsia="zh-CN" w:bidi="ar"/>
     </w:rPr>
   </w:style>
-  <w:style w:type="character" w:styleId="5">
+  <w:style w:type="paragraph" w:styleId="5">
+    <w:name w:val="Normal (Web)"/>
+    <w:basedOn w:val="1"/>
+    <w:qFormat/>
+    <w:uiPriority w:val="0"/>
+    <w:rPr>
+      <w:sz w:val="24"/>
+    </w:rPr>
+  </w:style>
+  <w:style w:type="character" w:styleId="8">
+    <w:name w:val="Strong"/>
+    <w:basedOn w:val="7"/>
+    <w:qFormat/>
+    <w:uiPriority w:val="0"/>
+    <w:rPr>
+      <w:b/>
+    </w:rPr>
+  </w:style>
+  <w:style w:type="character" w:styleId="9">
     <w:name w:val="FollowedHyperlink"/>
-    <w:basedOn w:val="4"/>
+    <w:basedOn w:val="7"/>
     <w:qFormat/>
     <w:uiPriority w:val="0"/>
     <w:rPr>
@@ -688,9 +1479,9 @@
       <w:u w:val="single"/>
     </w:rPr>
   </w:style>
-  <w:style w:type="character" w:styleId="6">
+  <w:style w:type="character" w:styleId="10">
     <w:name w:val="Hyperlink"/>
-    <w:basedOn w:val="4"/>
+    <w:basedOn w:val="7"/>
     <w:qFormat/>
     <w:uiPriority w:val="0"/>
     <w:rPr>
@@ -698,9 +1489,9 @@
       <w:u w:val="single"/>
     </w:rPr>
   </w:style>
-  <w:style w:type="character" w:styleId="7">
+  <w:style w:type="character" w:styleId="11">
     <w:name w:val="HTML Code"/>
-    <w:basedOn w:val="4"/>
+    <w:basedOn w:val="7"/>
     <w:qFormat/>
     <w:uiPriority w:val="0"/>
     <w:rPr>
